--- a/P2/plan/คู่มือและภาพร่างหน้าจอ_Web_Application_เกมมิฟิเคชัน.docx
+++ b/P2/plan/คู่มือและภาพร่างหน้าจอ_Web_Application_เกมมิฟิเคชัน.docx
@@ -4368,7 +4368,7 @@
           <w:color w:val="5D6680"/>
           <w:sz w:val="21"/>
         </w:rPr>
-        <w:t>ตัวอย่างแผนที่ 8 มาตราแม่กน</w:t>
+        <w:t>ตัวอย่างแผนที่ 7 มาตราแม่กน</w:t>
       </w:r>
     </w:p>
     <w:p>
@@ -4424,7 +4424,7 @@
           <w:color w:val="5D6680"/>
           <w:sz w:val="18"/>
         </w:rPr>
-        <w:t>ภาพที่ 6 หน้าตาเกมแผนที่ 8 ใช้โครงสร้างคุ้นเคยและธีมใหม่เพื่อรักษาความสนใจ</w:t>
+        <w:t>ภาพที่ 6 หน้าตาเกมแผนที่ 7 ใช้โครงสร้างคุ้นเคยและธีมใหม่เพื่อรักษาความสนใจ</w:t>
       </w:r>
     </w:p>
     <w:p>
@@ -7204,7 +7204,7 @@
               </w:rPr>
               <w:t>7</w:t>
               <w:br/>
-              <w:t>แม่กบ</w:t>
+              <w:t>แม่กน</w:t>
             </w:r>
           </w:p>
         </w:tc>
@@ -7233,7 +7233,7 @@
                 <w:color w:val="1E2740"/>
                 <w:sz w:val="20"/>
               </w:rPr>
-              <w:t>เก็บเสบียงแม่กบ • ไขปริศนาชาวเกาะ • ด่านดาวพิชิตแม่กบ</w:t>
+              <w:t>เติมเชื้อเพลิงยานแม่กน • สแกนรหัสลับต่างดาว • ด่านดาวพิชิตแม่กน</w:t>
             </w:r>
           </w:p>
         </w:tc>
@@ -7269,7 +7269,7 @@
               </w:rPr>
               <w:t>8</w:t>
               <w:br/>
-              <w:t>แม่กน</w:t>
+              <w:t>แม่กบ</w:t>
             </w:r>
           </w:p>
         </w:tc>
@@ -7298,7 +7298,7 @@
                 <w:color w:val="1E2740"/>
                 <w:sz w:val="20"/>
               </w:rPr>
-              <w:t>เติมเชื้อเพลิงยานแม่กน • สแกนรหัสลับต่างดาว • ด่านดาวพิชิตแม่กน</w:t>
+              <w:t>เก็บเสบียงแม่กบ • ไขปริศนาชาวเกาะ • ด่านดาวพิชิตแม่กบ</w:t>
             </w:r>
           </w:p>
         </w:tc>
